--- a/docs/Тестовые_сценарии.docx
+++ b/docs/Тестовые_сценарии.docx
@@ -1101,7 +1101,7 @@
           <w:b/>
           <w:sz w:val="36"/>
         </w:rPr>
-        <w:t>Тестовый сценарий №3. Успешная авторизация клиента</w:t>
+        <w:t>Тестовый сценарий №3. Регистрация клиента</w:t>
       </w:r>
     </w:p>
     <w:tbl>
@@ -1351,7 +1351,7 @@
                 <w:rFonts w:ascii="Times New Roman" w:hAnsi="Times New Roman"/>
                 <w:sz w:val="24"/>
               </w:rPr>
-              <w:t>Авторизованный клиент</w:t>
+              <w:t>Гость</w:t>
             </w:r>
           </w:p>
         </w:tc>
@@ -1381,7 +1381,7 @@
                 <w:rFonts w:ascii="Times New Roman" w:hAnsi="Times New Roman"/>
                 <w:sz w:val="24"/>
               </w:rPr>
-              <w:t>Успешная авторизация клиента</w:t>
+              <w:t>Регистрация клиента</w:t>
             </w:r>
           </w:p>
         </w:tc>
@@ -1411,7 +1411,7 @@
                 <w:rFonts w:ascii="Times New Roman" w:hAnsi="Times New Roman"/>
                 <w:sz w:val="24"/>
               </w:rPr>
-              <w:t>1. Ввести логин и пароль клиента. 2. Нажать «Войти».</w:t>
+              <w:t>1. Нажать «Зарегистрироваться». 2. Заполнить ФИО, логин и пароль. 3. Нажать «Создать учетную запись».</w:t>
             </w:r>
           </w:p>
         </w:tc>
@@ -1441,7 +1441,7 @@
                 <w:rFonts w:ascii="Times New Roman" w:hAnsi="Times New Roman"/>
                 <w:sz w:val="24"/>
               </w:rPr>
-              <w:t>5d4zbu@tutanota.com / rwVDh9</w:t>
+              <w:t>Новый логин клиента, пароль от 6 символов.</w:t>
             </w:r>
           </w:p>
         </w:tc>
@@ -1471,7 +1471,7 @@
                 <w:rFonts w:ascii="Times New Roman" w:hAnsi="Times New Roman"/>
                 <w:sz w:val="24"/>
               </w:rPr>
-              <w:t>Открыт список товаров, в правом верхнем углу отображается ФИО клиента.</w:t>
+              <w:t>Создан пользователь с ролью «Авторизованный клиент», открыт список товаров.</w:t>
             </w:r>
           </w:p>
         </w:tc>
@@ -1638,7 +1638,7 @@
           <w:b/>
           <w:sz w:val="36"/>
         </w:rPr>
-        <w:t>Тестовый сценарий №4. Просмотр товаров клиентом</w:t>
+        <w:t>Тестовый сценарий №4. Успешная авторизация клиента</w:t>
       </w:r>
     </w:p>
     <w:tbl>
@@ -1918,7 +1918,7 @@
                 <w:rFonts w:ascii="Times New Roman" w:hAnsi="Times New Roman"/>
                 <w:sz w:val="24"/>
               </w:rPr>
-              <w:t>Просмотр товаров клиентом</w:t>
+              <w:t>Успешная авторизация клиента</w:t>
             </w:r>
           </w:p>
         </w:tc>
@@ -1948,7 +1948,7 @@
                 <w:rFonts w:ascii="Times New Roman" w:hAnsi="Times New Roman"/>
                 <w:sz w:val="24"/>
               </w:rPr>
-              <w:t>1. Авторизоваться как клиент. 2. Проверить список товаров.</w:t>
+              <w:t>1. Ввести логин и пароль клиента. 2. Нажать «Войти».</w:t>
             </w:r>
           </w:p>
         </w:tc>
@@ -1978,7 +1978,7 @@
                 <w:rFonts w:ascii="Times New Roman" w:hAnsi="Times New Roman"/>
                 <w:sz w:val="24"/>
               </w:rPr>
-              <w:t>Учетная запись клиента.</w:t>
+              <w:t>5d4zbu@tutanota.com / rwVDh9</w:t>
             </w:r>
           </w:p>
         </w:tc>
@@ -2008,7 +2008,7 @@
                 <w:rFonts w:ascii="Times New Roman" w:hAnsi="Times New Roman"/>
                 <w:sz w:val="24"/>
               </w:rPr>
-              <w:t>Клиент видит товары без элементов поиска, фильтрации и сортировки.</w:t>
+              <w:t>Открыт список товаров, в правом верхнем углу отображается ФИО клиента.</w:t>
             </w:r>
           </w:p>
         </w:tc>
@@ -2175,7 +2175,7 @@
           <w:b/>
           <w:sz w:val="36"/>
         </w:rPr>
-        <w:t>Тестовый сценарий №5. Поиск и фильтрация товаров</w:t>
+        <w:t>Тестовый сценарий №5. Просмотр товаров клиентом</w:t>
       </w:r>
     </w:p>
     <w:tbl>
@@ -2425,7 +2425,7 @@
                 <w:rFonts w:ascii="Times New Roman" w:hAnsi="Times New Roman"/>
                 <w:sz w:val="24"/>
               </w:rPr>
-              <w:t>Менеджер</w:t>
+              <w:t>Авторизованный клиент</w:t>
             </w:r>
           </w:p>
         </w:tc>
@@ -2455,7 +2455,7 @@
                 <w:rFonts w:ascii="Times New Roman" w:hAnsi="Times New Roman"/>
                 <w:sz w:val="24"/>
               </w:rPr>
-              <w:t>Поиск и фильтрация товаров</w:t>
+              <w:t>Просмотр товаров клиентом</w:t>
             </w:r>
           </w:p>
         </w:tc>
@@ -2485,7 +2485,7 @@
                 <w:rFonts w:ascii="Times New Roman" w:hAnsi="Times New Roman"/>
                 <w:sz w:val="24"/>
               </w:rPr>
-              <w:t>1. Авторизоваться как менеджер. 2. Ввести текст поиска. 3. Выбрать производителя.</w:t>
+              <w:t>1. Авторизоваться как клиент. 2. Проверить список товаров.</w:t>
             </w:r>
           </w:p>
         </w:tc>
@@ -2515,7 +2515,7 @@
                 <w:rFonts w:ascii="Times New Roman" w:hAnsi="Times New Roman"/>
                 <w:sz w:val="24"/>
               </w:rPr>
-              <w:t>1diph5e@tutanota.com / 8ntwUp</w:t>
+              <w:t>Учетная запись клиента.</w:t>
             </w:r>
           </w:p>
         </w:tc>
@@ -2545,7 +2545,7 @@
                 <w:rFonts w:ascii="Times New Roman" w:hAnsi="Times New Roman"/>
                 <w:sz w:val="24"/>
               </w:rPr>
-              <w:t>Список товаров обновляется в реальном времени с учетом поиска и производителя.</w:t>
+              <w:t>Клиент видит товары без элементов поиска, фильтрации и сортировки.</w:t>
             </w:r>
           </w:p>
         </w:tc>
@@ -2712,7 +2712,7 @@
           <w:b/>
           <w:sz w:val="36"/>
         </w:rPr>
-        <w:t>Тестовый сценарий №6. Просмотр заказов</w:t>
+        <w:t>Тестовый сценарий №6. Поиск и фильтрация товаров</w:t>
       </w:r>
     </w:p>
     <w:tbl>
@@ -2992,7 +2992,7 @@
                 <w:rFonts w:ascii="Times New Roman" w:hAnsi="Times New Roman"/>
                 <w:sz w:val="24"/>
               </w:rPr>
-              <w:t>Просмотр заказов</w:t>
+              <w:t>Поиск и фильтрация товаров</w:t>
             </w:r>
           </w:p>
         </w:tc>
@@ -3022,7 +3022,7 @@
                 <w:rFonts w:ascii="Times New Roman" w:hAnsi="Times New Roman"/>
                 <w:sz w:val="24"/>
               </w:rPr>
-              <w:t>1. Авторизоваться как менеджер. 2. Нажать «Заказы».</w:t>
+              <w:t>1. Авторизоваться как менеджер. 2. Ввести текст поиска. 3. Выбрать производителя.</w:t>
             </w:r>
           </w:p>
         </w:tc>
@@ -3052,7 +3052,7 @@
                 <w:rFonts w:ascii="Times New Roman" w:hAnsi="Times New Roman"/>
                 <w:sz w:val="24"/>
               </w:rPr>
-              <w:t>Учетная запись менеджера.</w:t>
+              <w:t>1diph5e@tutanota.com / 8ntwUp</w:t>
             </w:r>
           </w:p>
         </w:tc>
@@ -3082,7 +3082,7 @@
                 <w:rFonts w:ascii="Times New Roman" w:hAnsi="Times New Roman"/>
                 <w:sz w:val="24"/>
               </w:rPr>
-              <w:t>Открыт список заказов без кнопок добавления, редактирования и удаления.</w:t>
+              <w:t>Список товаров обновляется в реальном времени с учетом поиска и производителя.</w:t>
             </w:r>
           </w:p>
         </w:tc>
@@ -3249,7 +3249,7 @@
           <w:b/>
           <w:sz w:val="36"/>
         </w:rPr>
-        <w:t>Тестовый сценарий №7. Добавление товара</w:t>
+        <w:t>Тестовый сценарий №7. Просмотр заказов</w:t>
       </w:r>
     </w:p>
     <w:tbl>
@@ -3499,7 +3499,7 @@
                 <w:rFonts w:ascii="Times New Roman" w:hAnsi="Times New Roman"/>
                 <w:sz w:val="24"/>
               </w:rPr>
-              <w:t>Администратор</w:t>
+              <w:t>Менеджер</w:t>
             </w:r>
           </w:p>
         </w:tc>
@@ -3529,7 +3529,7 @@
                 <w:rFonts w:ascii="Times New Roman" w:hAnsi="Times New Roman"/>
                 <w:sz w:val="24"/>
               </w:rPr>
-              <w:t>Добавление товара</w:t>
+              <w:t>Просмотр заказов</w:t>
             </w:r>
           </w:p>
         </w:tc>
@@ -3559,7 +3559,7 @@
                 <w:rFonts w:ascii="Times New Roman" w:hAnsi="Times New Roman"/>
                 <w:sz w:val="24"/>
               </w:rPr>
-              <w:t>1. Авторизоваться как администратор. 2. Нажать «Добавить товар». 3. Заполнить поля. 4. Сохранить.</w:t>
+              <w:t>1. Авторизоваться как менеджер. 2. Нажать «Заказы».</w:t>
             </w:r>
           </w:p>
         </w:tc>
@@ -3589,7 +3589,7 @@
                 <w:rFonts w:ascii="Times New Roman" w:hAnsi="Times New Roman"/>
                 <w:sz w:val="24"/>
               </w:rPr>
-              <w:t>94d5ous@gmail.com / uzWC67</w:t>
+              <w:t>Учетная запись менеджера.</w:t>
             </w:r>
           </w:p>
         </w:tc>
@@ -3619,7 +3619,7 @@
                 <w:rFonts w:ascii="Times New Roman" w:hAnsi="Times New Roman"/>
                 <w:sz w:val="24"/>
               </w:rPr>
-              <w:t>Товар добавлен, список обновлен, отрицательные цена и остаток недоступны.</w:t>
+              <w:t>Открыт список заказов без кнопок добавления, редактирования и удаления.</w:t>
             </w:r>
           </w:p>
         </w:tc>
@@ -3786,7 +3786,7 @@
           <w:b/>
           <w:sz w:val="36"/>
         </w:rPr>
-        <w:t>Тестовый сценарий №8. Запрет удаления товара из заказа</w:t>
+        <w:t>Тестовый сценарий №8. Добавление товара</w:t>
       </w:r>
     </w:p>
     <w:tbl>
@@ -3977,6 +3977,543 @@
                 <w:sz w:val="24"/>
               </w:rPr>
               <w:t>8</w:t>
+            </w:r>
+          </w:p>
+        </w:tc>
+      </w:tr>
+      <w:tr>
+        <w:tc>
+          <w:tcPr>
+            <w:tcW w:type="dxa" w:w="4844"/>
+          </w:tcPr>
+          <w:p>
+            <w:r>
+              <w:rPr>
+                <w:rFonts w:ascii="Times New Roman" w:hAnsi="Times New Roman"/>
+                <w:sz w:val="24"/>
+              </w:rPr>
+              <w:t>Приоритет тестирования</w:t>
+            </w:r>
+          </w:p>
+        </w:tc>
+        <w:tc>
+          <w:tcPr>
+            <w:tcW w:type="dxa" w:w="4844"/>
+          </w:tcPr>
+          <w:p>
+            <w:r>
+              <w:rPr>
+                <w:rFonts w:ascii="Times New Roman" w:hAnsi="Times New Roman"/>
+                <w:sz w:val="24"/>
+              </w:rPr>
+              <w:t>Средний</w:t>
+            </w:r>
+          </w:p>
+        </w:tc>
+      </w:tr>
+      <w:tr>
+        <w:tc>
+          <w:tcPr>
+            <w:tcW w:type="dxa" w:w="4844"/>
+          </w:tcPr>
+          <w:p>
+            <w:r>
+              <w:rPr>
+                <w:rFonts w:ascii="Times New Roman" w:hAnsi="Times New Roman"/>
+                <w:sz w:val="24"/>
+              </w:rPr>
+              <w:t>Роль системы</w:t>
+            </w:r>
+          </w:p>
+        </w:tc>
+        <w:tc>
+          <w:tcPr>
+            <w:tcW w:type="dxa" w:w="4844"/>
+          </w:tcPr>
+          <w:p>
+            <w:r>
+              <w:rPr>
+                <w:rFonts w:ascii="Times New Roman" w:hAnsi="Times New Roman"/>
+                <w:sz w:val="24"/>
+              </w:rPr>
+              <w:t>Администратор</w:t>
+            </w:r>
+          </w:p>
+        </w:tc>
+      </w:tr>
+      <w:tr>
+        <w:tc>
+          <w:tcPr>
+            <w:tcW w:type="dxa" w:w="4844"/>
+          </w:tcPr>
+          <w:p>
+            <w:r>
+              <w:rPr>
+                <w:rFonts w:ascii="Times New Roman" w:hAnsi="Times New Roman"/>
+                <w:sz w:val="24"/>
+              </w:rPr>
+              <w:t>Краткое изложение теста</w:t>
+            </w:r>
+          </w:p>
+        </w:tc>
+        <w:tc>
+          <w:tcPr>
+            <w:tcW w:type="dxa" w:w="4844"/>
+          </w:tcPr>
+          <w:p>
+            <w:r>
+              <w:rPr>
+                <w:rFonts w:ascii="Times New Roman" w:hAnsi="Times New Roman"/>
+                <w:sz w:val="24"/>
+              </w:rPr>
+              <w:t>Добавление товара</w:t>
+            </w:r>
+          </w:p>
+        </w:tc>
+      </w:tr>
+      <w:tr>
+        <w:tc>
+          <w:tcPr>
+            <w:tcW w:type="dxa" w:w="4844"/>
+          </w:tcPr>
+          <w:p>
+            <w:r>
+              <w:rPr>
+                <w:rFonts w:ascii="Times New Roman" w:hAnsi="Times New Roman"/>
+                <w:sz w:val="24"/>
+              </w:rPr>
+              <w:t>Этапы теста</w:t>
+            </w:r>
+          </w:p>
+        </w:tc>
+        <w:tc>
+          <w:tcPr>
+            <w:tcW w:type="dxa" w:w="4844"/>
+          </w:tcPr>
+          <w:p>
+            <w:r>
+              <w:rPr>
+                <w:rFonts w:ascii="Times New Roman" w:hAnsi="Times New Roman"/>
+                <w:sz w:val="24"/>
+              </w:rPr>
+              <w:t>1. Авторизоваться как администратор. 2. Нажать «Добавить товар». 3. Заполнить поля. 4. Сохранить.</w:t>
+            </w:r>
+          </w:p>
+        </w:tc>
+      </w:tr>
+      <w:tr>
+        <w:tc>
+          <w:tcPr>
+            <w:tcW w:type="dxa" w:w="4844"/>
+          </w:tcPr>
+          <w:p>
+            <w:r>
+              <w:rPr>
+                <w:rFonts w:ascii="Times New Roman" w:hAnsi="Times New Roman"/>
+                <w:sz w:val="24"/>
+              </w:rPr>
+              <w:t>Тестовые данные</w:t>
+            </w:r>
+          </w:p>
+        </w:tc>
+        <w:tc>
+          <w:tcPr>
+            <w:tcW w:type="dxa" w:w="4844"/>
+          </w:tcPr>
+          <w:p>
+            <w:r>
+              <w:rPr>
+                <w:rFonts w:ascii="Times New Roman" w:hAnsi="Times New Roman"/>
+                <w:sz w:val="24"/>
+              </w:rPr>
+              <w:t>94d5ous@gmail.com / uzWC67</w:t>
+            </w:r>
+          </w:p>
+        </w:tc>
+      </w:tr>
+      <w:tr>
+        <w:tc>
+          <w:tcPr>
+            <w:tcW w:type="dxa" w:w="4844"/>
+          </w:tcPr>
+          <w:p>
+            <w:r>
+              <w:rPr>
+                <w:rFonts w:ascii="Times New Roman" w:hAnsi="Times New Roman"/>
+                <w:sz w:val="24"/>
+              </w:rPr>
+              <w:t>Ожидаемый результат</w:t>
+            </w:r>
+          </w:p>
+        </w:tc>
+        <w:tc>
+          <w:tcPr>
+            <w:tcW w:type="dxa" w:w="4844"/>
+          </w:tcPr>
+          <w:p>
+            <w:r>
+              <w:rPr>
+                <w:rFonts w:ascii="Times New Roman" w:hAnsi="Times New Roman"/>
+                <w:sz w:val="24"/>
+              </w:rPr>
+              <w:t>Товар добавлен, список обновлен, отрицательные цена и остаток недоступны.</w:t>
+            </w:r>
+          </w:p>
+        </w:tc>
+      </w:tr>
+      <w:tr>
+        <w:tc>
+          <w:tcPr>
+            <w:tcW w:type="dxa" w:w="4844"/>
+          </w:tcPr>
+          <w:p>
+            <w:r>
+              <w:rPr>
+                <w:rFonts w:ascii="Times New Roman" w:hAnsi="Times New Roman"/>
+                <w:sz w:val="24"/>
+              </w:rPr>
+              <w:t>Фактический результат</w:t>
+            </w:r>
+          </w:p>
+        </w:tc>
+        <w:tc>
+          <w:tcPr>
+            <w:tcW w:type="dxa" w:w="4844"/>
+          </w:tcPr>
+          <w:p>
+            <w:r>
+              <w:rPr>
+                <w:rFonts w:ascii="Times New Roman" w:hAnsi="Times New Roman"/>
+                <w:sz w:val="24"/>
+              </w:rPr>
+              <w:t>Соответствует ожидаемому результату.</w:t>
+            </w:r>
+          </w:p>
+        </w:tc>
+      </w:tr>
+      <w:tr>
+        <w:tc>
+          <w:tcPr>
+            <w:tcW w:type="dxa" w:w="4844"/>
+          </w:tcPr>
+          <w:p>
+            <w:r>
+              <w:rPr>
+                <w:rFonts w:ascii="Times New Roman" w:hAnsi="Times New Roman"/>
+                <w:sz w:val="24"/>
+              </w:rPr>
+              <w:t>Предварительное условие</w:t>
+            </w:r>
+          </w:p>
+        </w:tc>
+        <w:tc>
+          <w:tcPr>
+            <w:tcW w:type="dxa" w:w="4844"/>
+          </w:tcPr>
+          <w:p>
+            <w:r>
+              <w:rPr>
+                <w:rFonts w:ascii="Times New Roman" w:hAnsi="Times New Roman"/>
+                <w:sz w:val="24"/>
+              </w:rPr>
+              <w:t>Приложение запущено, локальная БД доступна.</w:t>
+            </w:r>
+          </w:p>
+        </w:tc>
+      </w:tr>
+      <w:tr>
+        <w:tc>
+          <w:tcPr>
+            <w:tcW w:type="dxa" w:w="4844"/>
+          </w:tcPr>
+          <w:p>
+            <w:r>
+              <w:rPr>
+                <w:rFonts w:ascii="Times New Roman" w:hAnsi="Times New Roman"/>
+                <w:sz w:val="24"/>
+              </w:rPr>
+              <w:t>Постусловие</w:t>
+            </w:r>
+          </w:p>
+        </w:tc>
+        <w:tc>
+          <w:tcPr>
+            <w:tcW w:type="dxa" w:w="4844"/>
+          </w:tcPr>
+          <w:p>
+            <w:r>
+              <w:rPr>
+                <w:rFonts w:ascii="Times New Roman" w:hAnsi="Times New Roman"/>
+                <w:sz w:val="24"/>
+              </w:rPr>
+              <w:t>Данные сохранены или состояние системы не изменено при запрете операции.</w:t>
+            </w:r>
+          </w:p>
+        </w:tc>
+      </w:tr>
+      <w:tr>
+        <w:tc>
+          <w:tcPr>
+            <w:tcW w:type="dxa" w:w="4844"/>
+          </w:tcPr>
+          <w:p>
+            <w:r>
+              <w:rPr>
+                <w:rFonts w:ascii="Times New Roman" w:hAnsi="Times New Roman"/>
+                <w:sz w:val="24"/>
+              </w:rPr>
+              <w:t>Статус</w:t>
+            </w:r>
+          </w:p>
+        </w:tc>
+        <w:tc>
+          <w:tcPr>
+            <w:tcW w:type="dxa" w:w="4844"/>
+          </w:tcPr>
+          <w:p>
+            <w:r>
+              <w:rPr>
+                <w:rFonts w:ascii="Times New Roman" w:hAnsi="Times New Roman"/>
+                <w:sz w:val="24"/>
+              </w:rPr>
+              <w:t>Зачет</w:t>
+            </w:r>
+          </w:p>
+        </w:tc>
+      </w:tr>
+      <w:tr>
+        <w:tc>
+          <w:tcPr>
+            <w:tcW w:type="dxa" w:w="4844"/>
+          </w:tcPr>
+          <w:p>
+            <w:r>
+              <w:rPr>
+                <w:rFonts w:ascii="Times New Roman" w:hAnsi="Times New Roman"/>
+                <w:sz w:val="24"/>
+              </w:rPr>
+              <w:t>Примечания</w:t>
+            </w:r>
+          </w:p>
+        </w:tc>
+        <w:tc>
+          <w:tcPr>
+            <w:tcW w:type="dxa" w:w="4844"/>
+          </w:tcPr>
+          <w:p>
+            <w:r>
+              <w:rPr>
+                <w:rFonts w:ascii="Times New Roman" w:hAnsi="Times New Roman"/>
+                <w:sz w:val="24"/>
+              </w:rPr>
+              <w:t>Сценарий подготовлен по шаблону задания.</w:t>
+            </w:r>
+          </w:p>
+        </w:tc>
+      </w:tr>
+    </w:tbl>
+    <w:p>
+      <w:pPr>
+        <w:spacing w:before="120" w:after="120"/>
+        <w:ind w:firstLine="0"/>
+      </w:pPr>
+      <w:r>
+        <w:rPr>
+          <w:rFonts w:ascii="Times New Roman" w:hAnsi="Times New Roman"/>
+          <w:b/>
+          <w:sz w:val="36"/>
+        </w:rPr>
+        <w:t>Тестовый сценарий №9. Запрет удаления товара из заказа</w:t>
+      </w:r>
+    </w:p>
+    <w:tbl>
+      <w:tblPr>
+        <w:tblStyle w:val="TableGrid"/>
+        <w:tblW w:type="auto" w:w="0"/>
+        <w:tblLook w:firstColumn="1" w:firstRow="1" w:lastColumn="0" w:lastRow="0" w:noHBand="0" w:noVBand="1" w:val="04A0"/>
+      </w:tblPr>
+      <w:tblGrid>
+        <w:gridCol w:w="4844"/>
+        <w:gridCol w:w="4844"/>
+      </w:tblGrid>
+      <w:tr>
+        <w:tc>
+          <w:tcPr>
+            <w:tcW w:type="dxa" w:w="4844"/>
+          </w:tcPr>
+          <w:p>
+            <w:r>
+              <w:rPr>
+                <w:rFonts w:ascii="Times New Roman" w:hAnsi="Times New Roman"/>
+                <w:b/>
+                <w:sz w:val="24"/>
+              </w:rPr>
+              <w:t>Поле</w:t>
+            </w:r>
+          </w:p>
+        </w:tc>
+        <w:tc>
+          <w:tcPr>
+            <w:tcW w:type="dxa" w:w="4844"/>
+          </w:tcPr>
+          <w:p>
+            <w:r>
+              <w:rPr>
+                <w:rFonts w:ascii="Times New Roman" w:hAnsi="Times New Roman"/>
+                <w:b/>
+                <w:sz w:val="24"/>
+              </w:rPr>
+              <w:t>Значение</w:t>
+            </w:r>
+          </w:p>
+        </w:tc>
+      </w:tr>
+      <w:tr>
+        <w:tc>
+          <w:tcPr>
+            <w:tcW w:type="dxa" w:w="4844"/>
+          </w:tcPr>
+          <w:p>
+            <w:r>
+              <w:rPr>
+                <w:rFonts w:ascii="Times New Roman" w:hAnsi="Times New Roman"/>
+                <w:sz w:val="24"/>
+              </w:rPr>
+              <w:t>Название проекта</w:t>
+            </w:r>
+          </w:p>
+        </w:tc>
+        <w:tc>
+          <w:tcPr>
+            <w:tcW w:type="dxa" w:w="4844"/>
+          </w:tcPr>
+          <w:p>
+            <w:r>
+              <w:rPr>
+                <w:rFonts w:ascii="Times New Roman" w:hAnsi="Times New Roman"/>
+                <w:sz w:val="24"/>
+              </w:rPr>
+              <w:t>Информационная система ООО «СтройМатериалы»</w:t>
+            </w:r>
+          </w:p>
+        </w:tc>
+      </w:tr>
+      <w:tr>
+        <w:tc>
+          <w:tcPr>
+            <w:tcW w:type="dxa" w:w="4844"/>
+          </w:tcPr>
+          <w:p>
+            <w:r>
+              <w:rPr>
+                <w:rFonts w:ascii="Times New Roman" w:hAnsi="Times New Roman"/>
+                <w:sz w:val="24"/>
+              </w:rPr>
+              <w:t>Рабочая версия</w:t>
+            </w:r>
+          </w:p>
+        </w:tc>
+        <w:tc>
+          <w:tcPr>
+            <w:tcW w:type="dxa" w:w="4844"/>
+          </w:tcPr>
+          <w:p>
+            <w:r>
+              <w:rPr>
+                <w:rFonts w:ascii="Times New Roman" w:hAnsi="Times New Roman"/>
+                <w:sz w:val="24"/>
+              </w:rPr>
+              <w:t>1.0</w:t>
+            </w:r>
+          </w:p>
+        </w:tc>
+      </w:tr>
+      <w:tr>
+        <w:tc>
+          <w:tcPr>
+            <w:tcW w:type="dxa" w:w="4844"/>
+          </w:tcPr>
+          <w:p>
+            <w:r>
+              <w:rPr>
+                <w:rFonts w:ascii="Times New Roman" w:hAnsi="Times New Roman"/>
+                <w:sz w:val="24"/>
+              </w:rPr>
+              <w:t>Имя тестирующего</w:t>
+            </w:r>
+          </w:p>
+        </w:tc>
+        <w:tc>
+          <w:tcPr>
+            <w:tcW w:type="dxa" w:w="4844"/>
+          </w:tcPr>
+          <w:p>
+            <w:r>
+              <w:rPr>
+                <w:rFonts w:ascii="Times New Roman" w:hAnsi="Times New Roman"/>
+                <w:sz w:val="24"/>
+              </w:rPr>
+              <w:t>[ФИО тестирующего]</w:t>
+            </w:r>
+          </w:p>
+        </w:tc>
+      </w:tr>
+      <w:tr>
+        <w:tc>
+          <w:tcPr>
+            <w:tcW w:type="dxa" w:w="4844"/>
+          </w:tcPr>
+          <w:p>
+            <w:r>
+              <w:rPr>
+                <w:rFonts w:ascii="Times New Roman" w:hAnsi="Times New Roman"/>
+                <w:sz w:val="24"/>
+              </w:rPr>
+              <w:t>Дата теста</w:t>
+            </w:r>
+          </w:p>
+        </w:tc>
+        <w:tc>
+          <w:tcPr>
+            <w:tcW w:type="dxa" w:w="4844"/>
+          </w:tcPr>
+          <w:p>
+            <w:r>
+              <w:rPr>
+                <w:rFonts w:ascii="Times New Roman" w:hAnsi="Times New Roman"/>
+                <w:sz w:val="24"/>
+              </w:rPr>
+              <w:t>[Дата]</w:t>
+            </w:r>
+          </w:p>
+        </w:tc>
+      </w:tr>
+      <w:tr>
+        <w:tc>
+          <w:tcPr>
+            <w:tcW w:type="dxa" w:w="4844"/>
+          </w:tcPr>
+          <w:p>
+            <w:r>
+              <w:rPr>
+                <w:rFonts w:ascii="Times New Roman" w:hAnsi="Times New Roman"/>
+                <w:sz w:val="24"/>
+              </w:rPr>
+              <w:t>Тестовый пример №</w:t>
+            </w:r>
+          </w:p>
+        </w:tc>
+        <w:tc>
+          <w:tcPr>
+            <w:tcW w:type="dxa" w:w="4844"/>
+          </w:tcPr>
+          <w:p>
+            <w:r>
+              <w:rPr>
+                <w:rFonts w:ascii="Times New Roman" w:hAnsi="Times New Roman"/>
+                <w:sz w:val="24"/>
+              </w:rPr>
+              <w:t>9</w:t>
             </w:r>
           </w:p>
         </w:tc>
